--- a/clinical-notes/Health and Wellness Coaching Initial Visit.docx
+++ b/clinical-notes/Health and Wellness Coaching Initial Visit.docx
@@ -7,6 +7,106 @@
         <w:spacing w:after="0" w:line="240" w:lineRule="auto"/>
       </w:pPr>
       <w:r>
+        <w:t xml:space="preserve">LOCAL TITLE: HEALTH AND WELLNESS COACHING                             </w:t>
+      </w:r>
+    </w:p>
+    <w:p>
+      <w:pPr>
+        <w:spacing w:after="0" w:line="240" w:lineRule="auto"/>
+      </w:pPr>
+      <w:r>
+        <w:t xml:space="preserve">STANDARD TITLE: INTEGRATIVE HEALTH NOTE                         </w:t>
+      </w:r>
+    </w:p>
+    <w:p>
+      <w:pPr>
+        <w:spacing w:after="0" w:line="240" w:lineRule="auto"/>
+      </w:pPr>
+      <w:r>
+        <w:t xml:space="preserve">DATE OF NOTE: </w:t>
+      </w:r>
+      <w:r>
+        <w:t>DEC</w:t>
+      </w:r>
+      <w:r>
+        <w:t xml:space="preserve"> </w:t>
+      </w:r>
+      <w:r>
+        <w:t>0</w:t>
+      </w:r>
+      <w:r>
+        <w:t>8</w:t>
+      </w:r>
+      <w:r>
+        <w:t>, 202</w:t>
+      </w:r>
+      <w:r>
+        <w:t>5</w:t>
+      </w:r>
+      <w:r>
+        <w:t xml:space="preserve">@11:00     </w:t>
+      </w:r>
+      <w:r>
+        <w:tab/>
+      </w:r>
+      <w:r>
+        <w:tab/>
+        <w:t xml:space="preserve">ENTRY DATE: </w:t>
+      </w:r>
+      <w:r>
+        <w:t>DEC</w:t>
+      </w:r>
+      <w:r>
+        <w:t xml:space="preserve"> </w:t>
+      </w:r>
+      <w:r>
+        <w:t>0</w:t>
+      </w:r>
+      <w:r>
+        <w:t>8</w:t>
+      </w:r>
+      <w:r>
+        <w:t>, 202</w:t>
+      </w:r>
+      <w:r>
+        <w:t>5</w:t>
+      </w:r>
+      <w:r>
+        <w:t xml:space="preserve">@11:00:43      </w:t>
+      </w:r>
+    </w:p>
+    <w:p>
+      <w:pPr>
+        <w:spacing w:after="0" w:line="240" w:lineRule="auto"/>
+      </w:pPr>
+      <w:r>
+        <w:t xml:space="preserve">AUTHOR: </w:t>
+      </w:r>
+      <w:r>
+        <w:tab/>
+        <w:t>COACH, CATHY B.</w:t>
+      </w:r>
+      <w:r>
+        <w:tab/>
+      </w:r>
+      <w:r>
+        <w:tab/>
+      </w:r>
+      <w:r>
+        <w:tab/>
+        <w:t xml:space="preserve">EXP COSIGNER:                           </w:t>
+      </w:r>
+    </w:p>
+    <w:p>
+      <w:pPr>
+        <w:spacing w:after="0" w:line="240" w:lineRule="auto"/>
+      </w:pPr>
+    </w:p>
+    <w:p>
+      <w:pPr>
+        <w:spacing w:after="0" w:line="240" w:lineRule="auto"/>
+      </w:pPr>
+      <w:r>
         <w:t>Health and Wellness Coaching</w:t>
       </w:r>
     </w:p>
@@ -313,6 +413,7 @@
         <w:spacing w:after="0" w:line="240" w:lineRule="auto"/>
       </w:pPr>
       <w:r>
+        <w:lastRenderedPageBreak/>
         <w:t xml:space="preserve">      6</w:t>
       </w:r>
     </w:p>
@@ -353,7 +454,6 @@
         <w:spacing w:after="0" w:line="240" w:lineRule="auto"/>
       </w:pPr>
       <w:r>
-        <w:lastRenderedPageBreak/>
         <w:t>Mission, Aspiration, Purpose (MAP)</w:t>
       </w:r>
     </w:p>
@@ -629,6 +729,7 @@
         <w:spacing w:after="0" w:line="240" w:lineRule="auto"/>
       </w:pPr>
       <w:r>
+        <w:lastRenderedPageBreak/>
         <w:t>Plan:</w:t>
       </w:r>
     </w:p>
